--- a/modified_example.docx
+++ b/modified_example.docx
@@ -4,32 +4,134 @@
   <w:body>
     <w:p>
       <w:r>
+        <w:t>* gqgbwmsn wefv‡Mi cªwZôv nq K‡e?</w:t>
+      </w:r>
+    </w:p>
+    <w:p>
+      <w:r>
+        <w:t>- 2015 mv‡ji 14 †m‡Þ¤^i|</w:t>
+      </w:r>
+    </w:p>
+    <w:p>
+      <w:r>
         <w:t>* ‡Rjv cªwZwôZ nq K‡e?</w:t>
       </w:r>
     </w:p>
     <w:p>
       <w:r>
-        <w:t>- 1790 mv‡j|</w:t>
-      </w:r>
-    </w:p>
-    <w:p>
-      <w:r>
-        <w:t>* Kywgjøv †Rjvi c~e© bvg Kx?</w:t>
-      </w:r>
-    </w:p>
-    <w:p>
-      <w:r>
-        <w:t>- wÎcyiv|</w:t>
-      </w:r>
-    </w:p>
-    <w:p>
-      <w:r>
-        <w:t>* K‡e wÎcyiv bvg e`‡j Kywgjøv bvgKiY nq?</w:t>
-      </w:r>
-    </w:p>
-    <w:p>
-      <w:r>
-        <w:t>- 1 A‡±vei 1960|</w:t>
+        <w:t>- 1 †g 1787 mv‡j|</w:t>
+      </w:r>
+    </w:p>
+    <w:p>
+      <w:r>
+        <w:t>* ‡Rjvi Ae¯’vb:</w:t>
+      </w:r>
+    </w:p>
+    <w:p>
+      <w:r>
+        <w:t>- c~‡e© †bÎ‡Kvbv I wK‡kviMÄ †Rjv, cwð‡g †kicyi, Rvgvjcyi I Uv½vBj †Rjv, DË‡i fvi‡Zi †gNvjq ivR¨ I `w¶‡Y MvRxcyi †Rjv Aew¯’Z|</w:t>
+      </w:r>
+    </w:p>
+    <w:p>
+      <w:r>
+        <w:t>* Dc‡Rjvi bvg:</w:t>
+      </w:r>
+    </w:p>
+    <w:p>
+      <w:r>
+        <w:t>- 13wU: gqgbwmsn m`i, wÎkvj, †MŠwicyi, gy³vMvQv, dyjcyi, nvjyqvNvU, fvjyKv, dyjevwoqv, MdiMuvI, Ck¦iMÄ, bv›`vBj, †avevDov I ZvivKv›`v|</w:t>
+      </w:r>
+    </w:p>
+    <w:p>
+      <w:r>
+        <w:t>* ‡cŠimfvi KqwU?</w:t>
+      </w:r>
+    </w:p>
+    <w:p>
+      <w:r>
+        <w:t>- 10wU|</w:t>
+      </w:r>
+    </w:p>
+    <w:p>
+      <w:r>
+        <w:t>* mv¶iZv Av‡›`vj‡bi bvg Kx?</w:t>
+      </w:r>
+    </w:p>
+    <w:p>
+      <w:r>
+        <w:t>- RvMªZ|</w:t>
+      </w:r>
+    </w:p>
+    <w:p>
+      <w:r>
+        <w:t>* b`-b`x Kx Kx?</w:t>
+      </w:r>
+    </w:p>
+    <w:p>
+      <w:r>
+        <w:t>- cyivZb eªþcyÎ, evbvi, kxZj¶¨v cªf„wZ|</w:t>
+      </w:r>
+    </w:p>
+    <w:p>
+      <w:r>
+        <w:t>* HwZnvwmK I `k©bxq ¯’vb Kx Kx?</w:t>
+      </w:r>
+    </w:p>
+    <w:p>
+      <w:r>
+        <w:t>- bRiæ‡ji ¯§…wZgq wÎkv‡ji `wiivgcyi, evsjv‡`k K„wl wek¦we`¨vjq, Mv‡iv cvnvo, PxbvgvwU‡Z mg„× weRqcyi|</w:t>
+      </w:r>
+    </w:p>
+    <w:p>
+      <w:r>
+        <w:t>* D‡jøL‡hvM¨ e¨w³Z¡ †K †K?</w:t>
+      </w:r>
+    </w:p>
+    <w:p>
+      <w:r>
+        <w:t>- wkívPvh© Rqbyj Av‡ew`b, Aveyj gbmyi Avng`, `iwR Avãyj Iqvnve, †K`vi bv_ gRyg`vi, Wv. †gv. AvgvbDjøvn, G‡KGg †gvkviid †nv‡mb, AvdRvj GBP Lvb, Wv. K¨v‡Þb gwReyi ingvb dwKi, BwÄwbqvi kvgmDwÏb cªgyL|</w:t>
+      </w:r>
+    </w:p>
+    <w:p>
+      <w:r>
+        <w:t>* Avmb msL¨v KZwU I Kx Kx?</w:t>
+      </w:r>
+    </w:p>
+    <w:p>
+      <w:r>
+        <w:t>- 11wU: 146, gqgbwmsn-1, 147, gqgbwmsn-2, 148, gqgbwmsn-3, 49, gqgbwmsn-4, 150, gqgbwmsn-5, 151, gqgbwmsn-6, 152, gqgbwmsn-7, 153, gqgbwmsn-8, 154, gqgbwmsn-9, 155, gqgbwmsn-10 I 156, gqgbwmsn-11|</w:t>
+      </w:r>
+    </w:p>
+    <w:p>
+      <w:r>
+        <w:t>* gqgbwmsn gyw³hy‡× †Kvb †m±‡ii Aaxb wQj? †m±i KgvÛvi †K wQ‡jb?</w:t>
+      </w:r>
+    </w:p>
+    <w:p>
+      <w:r>
+        <w:t>- 11 bs †m±i| †gRi Avey Zv‡ni I †¯‹vqvWªb wjWvi Gg nvwg`yjøvn|</w:t>
+      </w:r>
+    </w:p>
+    <w:p>
+      <w:r>
+        <w:t>* mv¶iZvi nvi KZ?</w:t>
+      </w:r>
+    </w:p>
+    <w:p>
+      <w:r>
+        <w:t>- 68%|</w:t>
+      </w:r>
+    </w:p>
+    <w:p/>
+    <w:p/>
+    <w:p>
+      <w:r>
+        <w:t>* ‡Rjv cªwZwôZ nq K‡e?</w:t>
+      </w:r>
+    </w:p>
+    <w:p>
+      <w:r>
+        <w:t>- 26 wW‡m¤^i, 1978 (‡`‡ki 20Zg †Rjv)|</w:t>
       </w:r>
     </w:p>
     <w:p>
@@ -39,7 +141,7 @@
     </w:p>
     <w:p>
       <w:r>
-        <w:t>- Kywgjøv †Rjvi DË‡i eªvþYevwoqv I bvivqYMÄ, `w¶‡Y †bvqvLvjx I †dbx, c~‡e© fvi‡Zi wÎcyiv ivR¨ Ges cwð‡g Puv`cyi, gywÝMÄ Ges †gNbv b`x|</w:t>
+        <w:t>- Rvgvjcyi †Rjvi c~‡e© gqgbwmsn I †kicyi †Rjv, cwð‡g hgybv b`x I e¸ov †Rjv, DË‡i †kicyi I KywoMªvg Ges `w¶‡Y Uv½vBj †Rjv Aew¯’Z|</w:t>
       </w:r>
     </w:p>
     <w:p>
@@ -49,7 +151,7 @@
     </w:p>
     <w:p>
       <w:r>
-        <w:t>- Kywgjøv m`i, †nvgbv, †gNvb, jvKmvg, gyiv`bMi, †`exØvi, eiæov, `vD`Kvw›`, eywoPs, †PŠÏMªvg, jv½j‡KvU, Pvw›`bv, eªvþYevov, wZZvm, g‡bvniMÄ, Kywgjøv m`i (`w¶Y)|</w:t>
+        <w:t>- Rvgvjcyi m`i, Bmjvgcyi, †`IqvbMÄ, mwilvevwo, †gjv›`n, eKkxMÄ I gv`viMÄ|</w:t>
       </w:r>
     </w:p>
     <w:p>
@@ -59,7 +161,7 @@
     </w:p>
     <w:p>
       <w:r>
-        <w:t>- jvKmvg, Pvw›`bv, `vD`Kvw›`, †`weØvi, eiæov, jv½j‡KvU, †PŠÏMªvg I †nvgbv|</w:t>
+        <w:t>- Rvgvjcyi, mwilvevox, gv`viMÄ, Bmjvgcyi, †gjv›`n I †`IqvbMÄ|</w:t>
       </w:r>
     </w:p>
     <w:p>
@@ -69,7 +171,7 @@
     </w:p>
     <w:p>
       <w:r>
-        <w:t>- cw_K„r|</w:t>
+        <w:t>- D™¢vwmZ|</w:t>
       </w:r>
     </w:p>
     <w:p>
@@ -79,7 +181,7 @@
     </w:p>
     <w:p>
       <w:r>
-        <w:t>- ‡gNbv, †MvgZx, eywo I mvj`v|</w:t>
+        <w:t>- hgybv, cyivZb eªþcyÎ, evbvi cªf„wZ|</w:t>
       </w:r>
     </w:p>
     <w:p>
@@ -89,17 +191,23 @@
     </w:p>
     <w:p>
       <w:r>
-        <w:t>- gqbvgwZ cvnvo, jvjgvB cvnvo, kvjeb wenvi, †KvUevwo, evsjv‡`k cjøx Dbœqb GKv‡Wgx (evW©), evLivev` M¨vm D‡Ëvjb †K›`ª cªf„wZ|</w:t>
-      </w:r>
-    </w:p>
-    <w:p>
-      <w:r>
-        <w:t>* D‡jøL‡hvM¨ e¨w³Z¡ †K †K?</w:t>
-      </w:r>
-    </w:p>
-    <w:p>
-      <w:r>
-        <w:t>- bIqve dqRyb‡bmv †PŠayivbx, Aa¨vcK gyRvddª Avng`, L›`Kvi †gvkZvK Avn‡g`, AvLZvi nvwg` Lvb, KvRx Rvdi Avn‡g`, AwRZ Kygvi ¸n, ey×‡`e emy, kPxb †`e eg©Y, W. L›`Kvi †gvkviid †nv‡mb, Gg †K Av‡bvqvi, †j. K‡b©j (Ae) AvKei †nv‡mb, †i‡`vqvb Avn‡g`, Ave`yj gwZb Lmiæ, BDmyd Ave`yjøvn nviæb cªgyL|</w:t>
+        <w:t>- hgybv mvi KviLvbv, kvn Rvgv‡ji gvRvi, `qvgqx gw›`i cªf„wZ|</w:t>
+      </w:r>
+    </w:p>
+    <w:p>
+      <w:r>
+        <w:t>* e¨w³MZ e¨w³Z¡:</w:t>
+      </w:r>
+    </w:p>
+    <w:p>
+      <w:r>
+        <w:t>Kwe nvmvb nvwdRyi ingvb, Kwe AvwRRyj nK, Lv‡j` †gvkviid, Avãym mvjvg ZvjyK`vi, iv‡k` †gvkviid, gvIjvbv †gv. byiæj Bmjvg, bRiæj Bmjvg evey I Awf‡bZv Av‡bvqvi †nv‡mb, Av‡bvqviæj Kexi ZvjyK`vi, wgR©v AvRg, Avãyjøvn Avj</w:t>
+      </w:r>
+    </w:p>
+    <w:p/>
+    <w:p>
+      <w:r>
+        <w:t>- gvgyb (bvU¨Kvi) cªgyL|</w:t>
       </w:r>
     </w:p>
     <w:p>
@@ -109,17 +217,254 @@
     </w:p>
     <w:p>
       <w:r>
-        <w:t>- 11wU| 249. Kywgjøv-1, 250. Kywgjøv-2, 251. Kywgjøv-3, 252. Kywgjøv-4, 253. Kywgjøv- 5, 254. Kywgjøv-6, 255. Kywgjøv-7, 256. Kywgjøv-8, 257. Kywgjøv-9, 258. Kywgjøv-10 I 259. Kywgjøv-11|</w:t>
-      </w:r>
-    </w:p>
-    <w:p>
-      <w:r>
-        <w:t>* Kywgjøv gyw³hy‡× †Kvb †m±‡ii Aaxb wQj? KgvÛvi †K wQ‡jb?</w:t>
-      </w:r>
-    </w:p>
-    <w:p>
-      <w:r>
-        <w:t>- 2 bs †m±i| †gRi Lv‡j` †gvkviid I †gRi GwUGg nvq`vi|</w:t>
+        <w:t>- 5wU| 138. Rvgvjcyi-1, 139. Rvgvjcyi-2, 140, Rvgvjcyi-3, 141. Rvgvjcyi-4 I 142. Rvgvjcyi-5|</w:t>
+      </w:r>
+    </w:p>
+    <w:p>
+      <w:r>
+        <w:t>* Rvgvjcyi gyw³hy‡× †Kvb †m±‡ii Aaxb wQj? †m±i KgvÛvi †K wQ‡jb?</w:t>
+      </w:r>
+    </w:p>
+    <w:p>
+      <w:r>
+        <w:t>- 11 bs †m±i| †gRi Avey Zv‡ni I †¯‹vqvWªb wjWvi Gg nvwg`yjøvn|</w:t>
+      </w:r>
+    </w:p>
+    <w:p>
+      <w:r>
+        <w:t>* mv¶iZvi nvi KZ?</w:t>
+      </w:r>
+    </w:p>
+    <w:p>
+      <w:r>
+        <w:t>- 38.5%|</w:t>
+      </w:r>
+    </w:p>
+    <w:p>
+      <w:r>
+        <w:t>* ‡Rjv cªwZwôZ nq K‡e?</w:t>
+      </w:r>
+    </w:p>
+    <w:p>
+      <w:r>
+        <w:t>- 1984 mv‡j|</w:t>
+      </w:r>
+    </w:p>
+    <w:p>
+      <w:r>
+        <w:t>* ‡Rjvi Ae¯’vb?</w:t>
+      </w:r>
+    </w:p>
+    <w:p>
+      <w:r>
+        <w:t>c~‡e© gqgbwmsn †Rjv, cwð‡g Rvgvjcyi †Rjv, DË‡i fvi‡Zi †gNvjq ivR¨, `</w:t>
+      </w:r>
+    </w:p>
+    <w:p/>
+    <w:p>
+      <w:r>
+        <w:t>- w¶‡Y gqgbwmsn I Rvgvjcyi †Rjv Aew¯’Z|</w:t>
+      </w:r>
+    </w:p>
+    <w:p>
+      <w:r>
+        <w:t>* Dc‡Rjvi bvg:</w:t>
+      </w:r>
+    </w:p>
+    <w:p>
+      <w:r>
+        <w:t>- ‡kicyi m`i, wSbvBMvwZ, kªxew`©, bvwjZvevwo I bKjv|</w:t>
+      </w:r>
+    </w:p>
+    <w:p>
+      <w:r>
+        <w:t>* ‡cŠimfvi bvg:</w:t>
+      </w:r>
+    </w:p>
+    <w:p>
+      <w:r>
+        <w:t>- ‡kicyi, bKjv, bvwjZvevox I kªxew`©|</w:t>
+      </w:r>
+    </w:p>
+    <w:p>
+      <w:r>
+        <w:t>* mv¶iZv Av‡›`vj‡bi bvg Kx?</w:t>
+      </w:r>
+    </w:p>
+    <w:p>
+      <w:r>
+        <w:t>- cªùywUZ|</w:t>
+      </w:r>
+    </w:p>
+    <w:p>
+      <w:r>
+        <w:t>* b`-b`x Kx Kx?</w:t>
+      </w:r>
+    </w:p>
+    <w:p>
+      <w:r>
+        <w:t>- cyivZb eªþcyÎ, g„Mx, gvwjwS, Ksm cªf„wZ|</w:t>
+      </w:r>
+    </w:p>
+    <w:p>
+      <w:r>
+        <w:t>* HwZnvwmK I `k©bxq ¯’vb Kx Kx?</w:t>
+      </w:r>
+    </w:p>
+    <w:p>
+      <w:r>
+        <w:t>- ‡ki Avjx MvRxi gvRvi, cvwbnvUv `xwN, MRbx AeKvk †K›`ª, KvPevwj I wmwjKv †¶Î|</w:t>
+      </w:r>
+    </w:p>
+    <w:p>
+      <w:r>
+        <w:t>* e¨w³MZ e¨w³Z¡:</w:t>
+      </w:r>
+    </w:p>
+    <w:p>
+      <w:r>
+        <w:t>- kvn iwdKyj evix †PŠayix, gwZqv †PŠayix, Rv‡n` Avjx †PŠayix, Aa¨vcK gymwjg DwÏb cªgyL|</w:t>
+      </w:r>
+    </w:p>
+    <w:p>
+      <w:r>
+        <w:t>* Avmb msL¨v KZwU I Kx Kx?</w:t>
+      </w:r>
+    </w:p>
+    <w:p>
+      <w:r>
+        <w:t>- 3wU| 143. †kicyi-1, 144. †kicyi-2 I 145. †kicyi-3|</w:t>
+      </w:r>
+    </w:p>
+    <w:p>
+      <w:r>
+        <w:t>* ‡kicyi gyw³hy‡× †Kvb †m±‡ii Aaxb wQj? †m±i KgvÛvi †K wQ‡jb?</w:t>
+      </w:r>
+    </w:p>
+    <w:p>
+      <w:r>
+        <w:t>- 11 bs †m±i| †gRi Avey Zv‡ni I †¯‹vqvWªb wjWvi Gg nvwg`yjøvn|</w:t>
+      </w:r>
+    </w:p>
+    <w:p>
+      <w:r>
+        <w:t>* mv¶iZvi nvi KZ?</w:t>
+      </w:r>
+    </w:p>
+    <w:p>
+      <w:r>
+        <w:t>- 62.1%|</w:t>
+      </w:r>
+    </w:p>
+    <w:p/>
+    <w:p>
+      <w:r>
+        <w:t>* ‡Rjv cªwZwôZ nq K‡e?</w:t>
+      </w:r>
+    </w:p>
+    <w:p>
+      <w:r>
+        <w:t>- 1 †deªæqvwi 1984|</w:t>
+      </w:r>
+    </w:p>
+    <w:p>
+      <w:r>
+        <w:t>* ‡Rjvi Ae¯’vb?</w:t>
+      </w:r>
+    </w:p>
+    <w:p>
+      <w:r>
+        <w:t>- c~‡e© mybvgMÄ †Rjv, cwð‡g gqgbwmsn †Rjv, DË‡i †gNvjq iv‡R¨i Mv‡iv cvnvo Ges `w¶‡Y wK‡kviMÄ †Rjv|</w:t>
+      </w:r>
+    </w:p>
+    <w:p>
+      <w:r>
+        <w:t>* Dc‡Rjvi bvg:</w:t>
+      </w:r>
+    </w:p>
+    <w:p>
+      <w:r>
+        <w:t>- ‡bÎ‡Kvbv m`i, †gvnbMÄ, g`b, LvwjqvRywo, †K›`yqv, `yM©vcyi, KjgvKv›`v, AvUcviv, evinvÆv, c~e©ajv|</w:t>
+      </w:r>
+    </w:p>
+    <w:p>
+      <w:r>
+        <w:t>* ‡cŠimfvi bvg:</w:t>
+      </w:r>
+    </w:p>
+    <w:p>
+      <w:r>
+        <w:t>- ‡bÎ‡Kvbv, †gvnbMÄ, g`b, †K›`yqv I `yM©vcyi|</w:t>
+      </w:r>
+    </w:p>
+    <w:p>
+      <w:r>
+        <w:t>* mv¶iZv Av‡›`vj‡bi bvg Kx?</w:t>
+      </w:r>
+    </w:p>
+    <w:p>
+      <w:r>
+        <w:t>- D¾¡xweZ|</w:t>
+      </w:r>
+    </w:p>
+    <w:p>
+      <w:r>
+        <w:t>* b`-b`x Kx Kx?</w:t>
+      </w:r>
+    </w:p>
+    <w:p>
+      <w:r>
+        <w:t>- Ksm, evDjvB, aby, †mv‡gk¦ix, m‡gk¦i, cvUKyiv cªf„wZ|</w:t>
+      </w:r>
+    </w:p>
+    <w:p>
+      <w:r>
+        <w:t>* HwZnvwmK I `k©bxq ¯’vb Kx Kx?</w:t>
+      </w:r>
+    </w:p>
+    <w:p>
+      <w:r>
+        <w:t>- Mv‡iv cvnvo, †K›`yqvi †ivqvBj evwo `yM©, †LvRvi w`wN, `yM©vcy‡ii gyms gnvivRvi evwo, Kgj ivbxi w`wN, AvUcvovi K„òcyi †eŠ×gV, mvjwK gvwUKvUv Mªv‡gi cyivKxwZ©|</w:t>
+      </w:r>
+    </w:p>
+    <w:p>
+      <w:r>
+        <w:t>* e¨w³MZ e¨w³Z¡:</w:t>
+      </w:r>
+    </w:p>
+    <w:p>
+      <w:r>
+        <w:t>- mv‡eK ivóªcwZ wePvicwZ mvnveyÏxb Avng`, ûgvq~b Avn‡g`, gyn¤§` Rvdi BKevj, wbg©‡j›`y ¸Y, hZxb miKvi, Lv‡jK †PŠayix, †njvj nvwdR, Kg‡iW gwb wmsn, K‡b©j Zv‡ni cªgyL|</w:t>
+      </w:r>
+    </w:p>
+    <w:p>
+      <w:r>
+        <w:t>* Avmb msL¨v KZwU I Kx Kx?</w:t>
+      </w:r>
+    </w:p>
+    <w:p>
+      <w:r>
+        <w:t>- 5wU| 157. †bÎ‡Kvbv-1, 158. †bÎ‡Kvbv-2, 159. †bÎ‡Kvbv-3, 160. †bÎ‡Kvbv-4 I 161. †bÎ‡Kvbv-5|</w:t>
+      </w:r>
+    </w:p>
+    <w:p>
+      <w:r>
+        <w:t>* ‡bÎ‡KvYv gyw³hy‡× †Kvb †m±‡ii Aaxb wQj? †m±i KgvÛvi †K wQ‡jb?</w:t>
+      </w:r>
+    </w:p>
+    <w:p>
+      <w:r>
+        <w:t>- 11 bs †m±i| †gRi Avey Zv‡ni I †¯‹vqvWªb wjWvi Gg nvwg`yjøvn|</w:t>
+      </w:r>
+    </w:p>
+    <w:p>
+      <w:r>
+        <w:t>* mv¶iZvi nvi KZ?</w:t>
+      </w:r>
+    </w:p>
+    <w:p>
+      <w:r>
+        <w:t>- 39.4%|</w:t>
       </w:r>
     </w:p>
     <w:sectPr>
@@ -341,6 +686,37 @@
       <w:szCs w:val="24"/>
     </w:rPr>
   </w:style>
+  <w:style w:type="table" w:styleId="TableGrid">
+    <w:name w:val="Table Grid"/>
+    <w:basedOn w:val="TableNormal"/>
+    <w:uiPriority w:val="59"/>
+    <w:rsid w:val="00B43EF8"/>
+    <w:pPr>
+      <w:spacing w:after="0" w:line="240" w:lineRule="auto"/>
+    </w:pPr>
+    <w:rPr>
+      <w:rFonts w:ascii="SutonnyMJ" w:eastAsia="Times New Roman" w:hAnsi="SutonnyMJ" w:cs="Calibri"/>
+      <w:sz w:val="28"/>
+      <w:szCs w:val="28"/>
+    </w:rPr>
+    <w:tblPr>
+      <w:tblInd w:w="0" w:type="dxa"/>
+      <w:tblBorders>
+        <w:top w:val="single" w:sz="4" w:space="0" w:color="auto"/>
+        <w:left w:val="single" w:sz="4" w:space="0" w:color="auto"/>
+        <w:bottom w:val="single" w:sz="4" w:space="0" w:color="auto"/>
+        <w:right w:val="single" w:sz="4" w:space="0" w:color="auto"/>
+        <w:insideH w:val="single" w:sz="4" w:space="0" w:color="auto"/>
+        <w:insideV w:val="single" w:sz="4" w:space="0" w:color="auto"/>
+      </w:tblBorders>
+      <w:tblCellMar>
+        <w:top w:w="0" w:type="dxa"/>
+        <w:left w:w="108" w:type="dxa"/>
+        <w:bottom w:w="0" w:type="dxa"/>
+        <w:right w:w="108" w:type="dxa"/>
+      </w:tblCellMar>
+    </w:tblPr>
+  </w:style>
 </w:styles>
 </file>
 
@@ -552,6 +928,37 @@
       <w:sz w:val="24"/>
       <w:szCs w:val="24"/>
     </w:rPr>
+  </w:style>
+  <w:style w:type="table" w:styleId="TableGrid">
+    <w:name w:val="Table Grid"/>
+    <w:basedOn w:val="TableNormal"/>
+    <w:uiPriority w:val="59"/>
+    <w:rsid w:val="00B43EF8"/>
+    <w:pPr>
+      <w:spacing w:after="0" w:line="240" w:lineRule="auto"/>
+    </w:pPr>
+    <w:rPr>
+      <w:rFonts w:ascii="SutonnyMJ" w:eastAsia="Times New Roman" w:hAnsi="SutonnyMJ" w:cs="Calibri"/>
+      <w:sz w:val="28"/>
+      <w:szCs w:val="28"/>
+    </w:rPr>
+    <w:tblPr>
+      <w:tblInd w:w="0" w:type="dxa"/>
+      <w:tblBorders>
+        <w:top w:val="single" w:sz="4" w:space="0" w:color="auto"/>
+        <w:left w:val="single" w:sz="4" w:space="0" w:color="auto"/>
+        <w:bottom w:val="single" w:sz="4" w:space="0" w:color="auto"/>
+        <w:right w:val="single" w:sz="4" w:space="0" w:color="auto"/>
+        <w:insideH w:val="single" w:sz="4" w:space="0" w:color="auto"/>
+        <w:insideV w:val="single" w:sz="4" w:space="0" w:color="auto"/>
+      </w:tblBorders>
+      <w:tblCellMar>
+        <w:top w:w="0" w:type="dxa"/>
+        <w:left w:w="108" w:type="dxa"/>
+        <w:bottom w:w="0" w:type="dxa"/>
+        <w:right w:w="108" w:type="dxa"/>
+      </w:tblCellMar>
+    </w:tblPr>
   </w:style>
 </w:styles>
 </file>
